--- a/documents/Haverton Recruitment/5 Sales/Fee Proposal Letter.docx
+++ b/documents/Haverton Recruitment/5 Sales/Fee Proposal Letter.docx
@@ -177,7 +177,7 @@
         <w:spacing w:after="80" w:line="290"/>
       </w:pPr>
       <w:r>
-        <w:t xml:space="preserve">Support interviews and the offer, and check in at weeks 1, 4 and 12 after the start.</w:t>
+        <w:t xml:space="preserve">Support interviews and the offer, and check in at days 7, 30, 60 and 90 after the start.</w:t>
       </w:r>
     </w:p>
     <w:p>
@@ -326,7 +326,7 @@
               <w:spacing w:after="40" w:line="270"/>
             </w:pPr>
             <w:r>
-              <w:t xml:space="preserve">[15% / 17.5%] of first-year basic salary plus guaranteed payments, plus VAT if applicable</w:t>
+              <w:t xml:space="preserve">[12.5% / 15% / 17.5% / 20% / 22.5%, by role band] of first-year basic salary plus guaranteed payments, plus VAT if applicable</w:t>
             </w:r>
           </w:p>
         </w:tc>
@@ -497,7 +497,7 @@
               <w:spacing w:after="40" w:line="270"/>
             </w:pPr>
             <w:r>
-              <w:t xml:space="preserve">Partial refund or free replacement within 12 weeks, as set out in our terms</w:t>
+              <w:t xml:space="preserve">Free replacement in days 0 to 30; 50% credit in days 31 to 60; 25% credit in days 61 to 90, as set out in our terms</w:t>
             </w:r>
           </w:p>
         </w:tc>
@@ -649,7 +649,7 @@
         <w:sz w:val="16"/>
         <w:szCs w:val="16"/>
       </w:rPr>
-      <w:t xml:space="preserve">Sales | Version 1.0 | September 2026 | Page </w:t>
+      <w:t xml:space="preserve">Sales | Version 1.1 | September 2026 | Page </w:t>
     </w:r>
     <w:r>
       <w:rPr>
